--- a/notes/BBMS2006_Lecture3_English_Notes.docx
+++ b/notes/BBMS2006_Lecture3_English_Notes.docx
@@ -1306,7 +1306,7 @@
           <w:color w:val="586573"/>
           <w:sz w:val="16"/>
         </w:rPr>
-        <w:t>Tutorial Q# preserves the original question wording/numbering from BBMS 2006 Tutorial.pdf, p. 1. Answers are reasoned suggestions, not an official key. Lecture references use actual PDF pages. [Extension] marks supporting material not fully developed in the slides; learning-outcome supplements are explicitly labelled. Original teaching images, labels and visible annotations are retained.</w:t>
+        <w:t>Tutorial Q# preserves original wording/numbering; answers are reasoned suggestions, not an official key. Original figure annotations are source material, not automatically accepted answers. Answer-check captions and typed explanations give the reviewed interpretation. Lecture references use PDF pages; [Extension] and learning-outcome supplements mark supporting material not fully developed in the slides.</w:t>
       </w:r>
     </w:p>
     <w:p>
@@ -2106,7 +2106,7 @@
         <w:drawing>
           <wp:inline xmlns:a="http://schemas.openxmlformats.org/drawingml/2006/main" xmlns:pic="http://schemas.openxmlformats.org/drawingml/2006/picture">
             <wp:extent cx="5832000" cy="2867128"/>
-            <wp:docPr id="2" name="Picture 2" descr="Original upright-lung explanation and the selected “base” answer, lecture p. 6.; original lecture figure, including visible annotations."/>
+            <wp:docPr id="2" name="Picture 2" descr="Answer checked: the selected “base” is correct for a healthy upright lung (lecture p. 6).; original lecture figure, including visible annotations."/>
             <wp:cNvGraphicFramePr>
               <a:graphicFrameLocks noChangeAspect="1"/>
             </wp:cNvGraphicFramePr>
@@ -2143,7 +2143,7 @@
         <w:jc w:val="center"/>
       </w:pPr>
       <w:r>
-        <w:t>Original upright-lung explanation and the selected “base” answer, lecture p. 6.</w:t>
+        <w:t>Answer checked: the selected “base” is correct for a healthy upright lung (lecture p. 6).</w:t>
       </w:r>
     </w:p>
     <w:tbl>
@@ -2807,7 +2807,7 @@
         <w:drawing>
           <wp:inline xmlns:a="http://schemas.openxmlformats.org/drawingml/2006/main" xmlns:pic="http://schemas.openxmlformats.org/drawingml/2006/picture">
             <wp:extent cx="5832000" cy="2161323"/>
-            <wp:docPr id="4" name="Picture 4" descr="Original transmural-pressure diagram and selected distension/compression answers, lecture p. 8.; original lecture figure, including visible annotations."/>
+            <wp:docPr id="4" name="Picture 4" descr="Answers checked: high → high/distension; low → low/compression, at fixed external pressure (lecture p. 8).; original lecture figure, including visible annotations."/>
             <wp:cNvGraphicFramePr>
               <a:graphicFrameLocks noChangeAspect="1"/>
             </wp:cNvGraphicFramePr>
@@ -2844,7 +2844,7 @@
         <w:jc w:val="center"/>
       </w:pPr>
       <w:r>
-        <w:t>Original transmural-pressure diagram and selected distension/compression answers, lecture p. 8.</w:t>
+        <w:t>Answers checked: high → high/distension; low → low/compression, at fixed external pressure (lecture p. 8).</w:t>
       </w:r>
     </w:p>
     <w:tbl>
@@ -3224,7 +3224,7 @@
         <w:drawing>
           <wp:inline xmlns:a="http://schemas.openxmlformats.org/drawingml/2006/main" xmlns:pic="http://schemas.openxmlformats.org/drawingml/2006/picture">
             <wp:extent cx="5832000" cy="2178955"/>
-            <wp:docPr id="5" name="Picture 5" descr="Original completed regional ventilation/perfusion exercise, lecture p. 9.; original lecture figure, including visible annotations."/>
+            <wp:docPr id="5" name="Picture 5" descr="All entered choices checked for the normal upright model; typed comparison below (lecture p. 9).; original lecture figure, including visible annotations."/>
             <wp:cNvGraphicFramePr>
               <a:graphicFrameLocks noChangeAspect="1"/>
             </wp:cNvGraphicFramePr>
@@ -3261,7 +3261,7 @@
         <w:jc w:val="center"/>
       </w:pPr>
       <w:r>
-        <w:t>Original completed regional ventilation/perfusion exercise, lecture p. 9.</w:t>
+        <w:t>All entered choices checked for the normal upright model; typed comparison below (lecture p. 9).</w:t>
       </w:r>
     </w:p>
     <w:tbl>
@@ -3863,7 +3863,7 @@
         <w:drawing>
           <wp:inline xmlns:a="http://schemas.openxmlformats.org/drawingml/2006/main" xmlns:pic="http://schemas.openxmlformats.org/drawingml/2006/picture">
             <wp:extent cx="5760000" cy="2623139"/>
-            <wp:docPr id="6" name="Picture 6" descr="Original sequential alveolar-ventilation illustration, lecture p. 12.; original lecture figure, including visible annotations."/>
+            <wp:docPr id="6" name="Picture 6" descr="Conceptual source panels, not a set of normal measured values; interpretation below (lecture p. 12).; original lecture figure, including visible annotations."/>
             <wp:cNvGraphicFramePr>
               <a:graphicFrameLocks noChangeAspect="1"/>
             </wp:cNvGraphicFramePr>
@@ -3900,7 +3900,7 @@
         <w:jc w:val="center"/>
       </w:pPr>
       <w:r>
-        <w:t>Original sequential alveolar-ventilation illustration, lecture p. 12.</w:t>
+        <w:t>Conceptual source panels, not a set of normal measured values; interpretation below (lecture p. 12).</w:t>
       </w:r>
     </w:p>
     <w:tbl>
@@ -7232,7 +7232,7 @@
           <w:color w:val="586573"/>
           <w:sz w:val="16"/>
         </w:rPr>
-        <w:t>Slide exercise prompt: PaO₂/PaCO₂ often remain near normal during moderate exercise because ventilation rises with metabolic demand. [Extension] Feedforward motor signals and muscle/joint input help increase ventilation; stable gases do not mean breathing is unchanged.</w:t>
+        <w:t>Exercise annotation checked with a condition: PaO₂/PaCO₂ often stay near normal in moderate exercise, not necessarily at every intensity or in disease. Ventilation rises with demand. [Extension] Feedforward and muscle/joint signals help; stable gases do not mean unchanged breathing.</w:t>
       </w:r>
     </w:p>
     <w:p>
